--- a/Petições/Variadas/Descumprimento de acordo.docx
+++ b/Petições/Variadas/Descumprimento de acordo.docx
@@ -879,7 +879,7 @@
       <w:r>
         <w:rPr>
           <w:rFonts w:cs="Calibri,Bold"/>
-          <w:b/>
+          <w:b w:val="0"/>
           <w:bCs/>
           <w:color w:val="000000"/>
           <w:szCs w:val="22"/>
@@ -891,7 +891,7 @@
       <w:r>
         <w:rPr>
           <w:rFonts w:cs="Calibri,Bold"/>
-          <w:b/>
+          <w:b w:val="0"/>
           <w:bCs/>
           <w:color w:val="000000"/>
           <w:szCs w:val="22"/>
@@ -903,7 +903,7 @@
       <w:r>
         <w:rPr>
           <w:rFonts w:cs="Calibri,Bold"/>
-          <w:b/>
+          <w:b w:val="0"/>
           <w:bCs/>
           <w:color w:val="000000"/>
           <w:szCs w:val="22"/>
@@ -913,7 +913,7 @@
       <w:r>
         <w:rPr>
           <w:rFonts w:cs="Calibri,Bold"/>
-          <w:b/>
+          <w:b w:val="0"/>
           <w:bCs/>
           <w:color w:val="000000"/>
           <w:szCs w:val="22"/>

--- a/Petições/Variadas/Descumprimento de acordo.docx
+++ b/Petições/Variadas/Descumprimento de acordo.docx
@@ -173,7 +173,7 @@
           <w:szCs w:val="22"/>
           <w:highlight w:val="yellow"/>
         </w:rPr>
-        <w:t xml:space="preserve">ré, rés, </w:t>
+        <w:t>ré ou rés ou</w:t>
       </w:r>
       <w:r>
         <w:rPr>
@@ -184,436 +184,439 @@
           <w:szCs w:val="22"/>
           <w:highlight w:val="yellow"/>
         </w:rPr>
-        <w:t>réu ou réus)</w:t>
-      </w:r>
-      <w:r>
-        <w:t xml:space="preserve">, também já </w:t>
-      </w:r>
-      <w:r>
-        <w:t>(</w:t>
-      </w:r>
-      <w:proofErr w:type="gramStart"/>
-      <w:r>
-        <w:rPr>
-          <w:highlight w:val="yellow"/>
-        </w:rPr>
-        <w:t>qualificado</w:t>
-      </w:r>
-      <w:r>
-        <w:rPr>
-          <w:highlight w:val="yellow"/>
-        </w:rPr>
-        <w:t>(</w:t>
-      </w:r>
-      <w:proofErr w:type="gramEnd"/>
-      <w:r>
-        <w:rPr>
-          <w:highlight w:val="yellow"/>
-        </w:rPr>
-        <w:t>a)</w:t>
-      </w:r>
-      <w:r>
-        <w:rPr>
-          <w:highlight w:val="yellow"/>
-        </w:rPr>
-        <w:t>(</w:t>
-      </w:r>
-      <w:r>
-        <w:rPr>
-          <w:highlight w:val="yellow"/>
-        </w:rPr>
-        <w:t>s</w:t>
-      </w:r>
-      <w:r>
-        <w:rPr>
-          <w:highlight w:val="yellow"/>
-        </w:rPr>
-        <w:t>)</w:t>
-      </w:r>
-      <w:r>
-        <w:t>)</w:t>
-      </w:r>
-      <w:r>
-        <w:t xml:space="preserve">, </w:t>
-      </w:r>
-      <w:r>
-        <w:t xml:space="preserve">vem, respeitosamente, por seu procurador infra-assinado, perante este Douto Juízo, no que tange ao </w:t>
-      </w:r>
-      <w:r>
-        <w:rPr>
-          <w:b/>
-        </w:rPr>
-        <w:t xml:space="preserve">Acordo entabulado </w:t>
-      </w:r>
-      <w:r>
-        <w:rPr>
-          <w:b/>
-        </w:rPr>
-        <w:t>entre as</w:t>
-      </w:r>
-      <w:r>
-        <w:rPr>
-          <w:b/>
-        </w:rPr>
-        <w:t xml:space="preserve"> partes</w:t>
-      </w:r>
-      <w:r>
-        <w:t xml:space="preserve">, expor e requerer. </w:t>
-      </w:r>
-    </w:p>
-    <w:p>
-      <w:pPr>
-        <w:spacing w:line="360" w:lineRule="auto"/>
-        <w:contextualSpacing/>
-        <w:jc w:val="both"/>
-      </w:pPr>
-    </w:p>
-    <w:p>
-      <w:pPr>
-        <w:spacing w:line="360" w:lineRule="auto"/>
-        <w:contextualSpacing/>
-        <w:jc w:val="both"/>
-      </w:pPr>
-      <w:r>
-        <w:t>Conforme se extrai dos autos, as partes firmara</w:t>
-      </w:r>
-      <w:r>
-        <w:t>m acordo no qual estava previsto</w:t>
-      </w:r>
-      <w:r>
         <w:t xml:space="preserve"> </w:t>
       </w:r>
       <w:r>
-        <w:t xml:space="preserve">pagamento do </w:t>
-      </w:r>
-      <w:r>
-        <w:rPr>
-          <w:u w:val="single"/>
-        </w:rPr>
-        <w:t>saldo devedor</w:t>
-      </w:r>
-      <w:r>
-        <w:t xml:space="preserve"> </w:t>
-      </w:r>
-      <w:r>
-        <w:t>no valor de</w:t>
-      </w:r>
-      <w:r>
-        <w:t xml:space="preserve"> </w:t>
-      </w:r>
-      <w:r>
-        <w:rPr>
-          <w:b/>
-          <w:color w:val="FF0000"/>
-        </w:rPr>
-        <w:t xml:space="preserve">R$ </w:t>
-      </w:r>
-      <w:r>
-        <w:rPr>
-          <w:b/>
-          <w:color w:val="FF0000"/>
-        </w:rPr>
-        <w:t xml:space="preserve">____ </w:t>
-      </w:r>
-      <w:r>
-        <w:rPr>
-          <w:color w:val="FF0000"/>
-        </w:rPr>
-        <w:t>(</w:t>
-      </w:r>
-      <w:r>
-        <w:rPr>
-          <w:color w:val="FF0000"/>
-        </w:rPr>
-        <w:t>_____</w:t>
-      </w:r>
-      <w:r>
-        <w:rPr>
-          <w:color w:val="FF0000"/>
-        </w:rPr>
-        <w:t>)</w:t>
-      </w:r>
-      <w:r>
-        <w:rPr>
-          <w:b/>
-        </w:rPr>
-        <w:t xml:space="preserve">, </w:t>
-      </w:r>
-      <w:r>
-        <w:rPr>
-          <w:u w:val="single"/>
-        </w:rPr>
-        <w:t xml:space="preserve">honorários </w:t>
-      </w:r>
-      <w:r>
-        <w:t xml:space="preserve">no importe de </w:t>
-      </w:r>
-      <w:r>
-        <w:rPr>
-          <w:b/>
-          <w:color w:val="FF0000"/>
-        </w:rPr>
-        <w:t>R$ ____</w:t>
-      </w:r>
-      <w:r>
-        <w:rPr>
-          <w:color w:val="FF0000"/>
-        </w:rPr>
-        <w:t xml:space="preserve"> (_____)</w:t>
-      </w:r>
-      <w:r>
-        <w:t xml:space="preserve"> </w:t>
-      </w:r>
-      <w:r>
-        <w:t xml:space="preserve">e </w:t>
-      </w:r>
-      <w:r>
-        <w:rPr>
-          <w:u w:val="single"/>
-        </w:rPr>
-        <w:t>custas processuais</w:t>
-      </w:r>
-      <w:r>
-        <w:t xml:space="preserve"> </w:t>
-      </w:r>
-      <w:r>
-        <w:t>no valor de</w:t>
-      </w:r>
-      <w:r>
-        <w:t xml:space="preserve"> </w:t>
-      </w:r>
-      <w:r>
-        <w:rPr>
-          <w:b/>
-          <w:color w:val="FF0000"/>
-        </w:rPr>
-        <w:t>R$ ____</w:t>
-      </w:r>
-      <w:r>
-        <w:rPr>
-          <w:color w:val="FF0000"/>
-        </w:rPr>
-        <w:t xml:space="preserve"> (_____)</w:t>
-      </w:r>
-      <w:r>
-        <w:t xml:space="preserve">, </w:t>
-      </w:r>
-      <w:r>
-        <w:t xml:space="preserve">ressalta-se que </w:t>
-      </w:r>
-      <w:proofErr w:type="gramStart"/>
-      <w:r>
-        <w:rPr>
-          <w:b/>
-          <w:highlight w:val="yellow"/>
-        </w:rPr>
-        <w:t>o</w:t>
-      </w:r>
-      <w:r>
-        <w:rPr>
-          <w:b/>
-          <w:highlight w:val="yellow"/>
-        </w:rPr>
-        <w:t>(</w:t>
-      </w:r>
-      <w:proofErr w:type="gramEnd"/>
-      <w:r>
-        <w:rPr>
-          <w:b/>
-          <w:highlight w:val="yellow"/>
-        </w:rPr>
-        <w:t>a)(s)</w:t>
-      </w:r>
-      <w:r>
-        <w:rPr>
-          <w:b/>
-          <w:highlight w:val="yellow"/>
-        </w:rPr>
-        <w:t xml:space="preserve"> executado</w:t>
-      </w:r>
-      <w:r>
-        <w:rPr>
-          <w:b/>
-          <w:highlight w:val="yellow"/>
-        </w:rPr>
-        <w:t>(a)(s)</w:t>
-      </w:r>
-      <w:r>
-        <w:t xml:space="preserve"> no momento em que </w:t>
-      </w:r>
-      <w:r>
-        <w:rPr>
-          <w:highlight w:val="yellow"/>
-        </w:rPr>
-        <w:t>(</w:t>
-      </w:r>
-      <w:r>
-        <w:rPr>
-          <w:highlight w:val="yellow"/>
-        </w:rPr>
-        <w:t>compôs</w:t>
-      </w:r>
-      <w:r>
-        <w:rPr>
-          <w:highlight w:val="yellow"/>
-        </w:rPr>
-        <w:t xml:space="preserve"> ou compuseram)</w:t>
-      </w:r>
-      <w:r>
-        <w:t xml:space="preserve"> amigavelmente se </w:t>
-      </w:r>
-      <w:r>
-        <w:rPr>
-          <w:highlight w:val="yellow"/>
-        </w:rPr>
-        <w:t>(</w:t>
-      </w:r>
-      <w:r>
-        <w:rPr>
-          <w:highlight w:val="yellow"/>
-        </w:rPr>
-        <w:t>deu</w:t>
-      </w:r>
-      <w:r>
-        <w:rPr>
-          <w:highlight w:val="yellow"/>
-        </w:rPr>
-        <w:t xml:space="preserve"> ou deram)</w:t>
-      </w:r>
-      <w:r>
-        <w:t xml:space="preserve"> por </w:t>
-      </w:r>
-      <w:r>
-        <w:rPr>
-          <w:highlight w:val="yellow"/>
-        </w:rPr>
-        <w:t>(</w:t>
-      </w:r>
-      <w:r>
-        <w:rPr>
-          <w:highlight w:val="yellow"/>
-        </w:rPr>
-        <w:t>citado</w:t>
-      </w:r>
-      <w:r>
-        <w:rPr>
-          <w:highlight w:val="yellow"/>
-        </w:rPr>
-        <w:t xml:space="preserve"> ou citados)</w:t>
-      </w:r>
-      <w:r>
-        <w:t xml:space="preserve"> do referido processo, conforme cláusula 1 da referida minuta. </w:t>
-      </w:r>
-    </w:p>
-    <w:p>
-      <w:pPr>
-        <w:spacing w:line="360" w:lineRule="auto"/>
-        <w:contextualSpacing/>
-        <w:jc w:val="both"/>
-      </w:pPr>
-    </w:p>
-    <w:p>
-      <w:pPr>
-        <w:spacing w:line="360" w:lineRule="auto"/>
-        <w:contextualSpacing/>
-        <w:jc w:val="both"/>
-      </w:pPr>
-      <w:r>
-        <w:t xml:space="preserve">Entretanto, </w:t>
-      </w:r>
-      <w:proofErr w:type="gramStart"/>
-      <w:r>
-        <w:rPr>
-          <w:highlight w:val="yellow"/>
-        </w:rPr>
-        <w:t>o</w:t>
-      </w:r>
-      <w:r>
-        <w:rPr>
-          <w:b/>
-          <w:highlight w:val="yellow"/>
-        </w:rPr>
-        <w:t>(</w:t>
-      </w:r>
-      <w:proofErr w:type="gramEnd"/>
-      <w:r>
-        <w:rPr>
-          <w:b/>
-          <w:highlight w:val="yellow"/>
-        </w:rPr>
-        <w:t>a)(s)</w:t>
-      </w:r>
-      <w:r>
-        <w:rPr>
-          <w:highlight w:val="yellow"/>
-        </w:rPr>
-        <w:t xml:space="preserve"> Executado</w:t>
-      </w:r>
-      <w:r>
-        <w:rPr>
-          <w:b/>
-          <w:highlight w:val="yellow"/>
-        </w:rPr>
-        <w:t>(a)(s)</w:t>
-      </w:r>
-      <w:r>
-        <w:t xml:space="preserve"> não </w:t>
-      </w:r>
-      <w:r>
-        <w:rPr>
-          <w:highlight w:val="yellow"/>
-        </w:rPr>
-        <w:t>(</w:t>
-      </w:r>
-      <w:r>
-        <w:rPr>
-          <w:highlight w:val="yellow"/>
-        </w:rPr>
-        <w:t>cumpriu</w:t>
-      </w:r>
-      <w:r>
-        <w:rPr>
-          <w:highlight w:val="yellow"/>
-        </w:rPr>
-        <w:t xml:space="preserve"> ou cumpriram)</w:t>
-      </w:r>
-      <w:r>
-        <w:t xml:space="preserve"> com </w:t>
-      </w:r>
-      <w:r>
-        <w:t xml:space="preserve">o acordado </w:t>
-      </w:r>
-      <w:r>
-        <w:t xml:space="preserve">restando configurada a mora. </w:t>
-      </w:r>
-    </w:p>
-    <w:p>
-      <w:pPr>
-        <w:spacing w:line="360" w:lineRule="auto"/>
-        <w:contextualSpacing/>
-        <w:jc w:val="both"/>
-      </w:pPr>
-    </w:p>
-    <w:p>
-      <w:pPr>
-        <w:spacing w:line="360" w:lineRule="auto"/>
-        <w:contextualSpacing/>
-        <w:jc w:val="both"/>
-        <w:rPr>
-          <w:color w:val="000000"/>
-        </w:rPr>
-      </w:pPr>
-      <w:r>
-        <w:rPr>
-          <w:color w:val="000000"/>
-        </w:rPr>
-        <w:t xml:space="preserve">Nessa toada, nos termos contidos no Acordo celebrado entre as partes, uma vez que não efetuado pagamento, tornou sem efeito o parcelamento concedido e tal fato importou no vencimento antecipado da totalidade das parcelas do acordo e no imediato pagamento do </w:t>
-      </w:r>
-      <w:r>
-        <w:rPr>
+        <w:rPr>
+          <w:rFonts w:cs="Calibri,Bold"/>
           <w:b/>
           <w:bCs/>
           <w:color w:val="000000"/>
+          <w:szCs w:val="22"/>
+          <w:highlight w:val="yellow"/>
+        </w:rPr>
+        <w:t>réu ou réus)</w:t>
+      </w:r>
+      <w:r>
+        <w:t xml:space="preserve">, também já </w:t>
+      </w:r>
+      <w:r>
+        <w:t>(</w:t>
+      </w:r>
+      <w:proofErr w:type="gramStart"/>
+      <w:r>
+        <w:rPr>
+          <w:highlight w:val="yellow"/>
+        </w:rPr>
+        <w:t>qualificado</w:t>
+      </w:r>
+      <w:r>
+        <w:rPr>
+          <w:highlight w:val="yellow"/>
+        </w:rPr>
+        <w:t>(</w:t>
+      </w:r>
+      <w:proofErr w:type="gramEnd"/>
+      <w:r>
+        <w:rPr>
+          <w:highlight w:val="yellow"/>
+        </w:rPr>
+        <w:t>a)</w:t>
+      </w:r>
+      <w:r>
+        <w:rPr>
+          <w:highlight w:val="yellow"/>
+        </w:rPr>
+        <w:t>(</w:t>
+      </w:r>
+      <w:r>
+        <w:rPr>
+          <w:highlight w:val="yellow"/>
+        </w:rPr>
+        <w:t>s</w:t>
+      </w:r>
+      <w:r>
+        <w:rPr>
+          <w:highlight w:val="yellow"/>
+        </w:rPr>
+        <w:t>)</w:t>
+      </w:r>
+      <w:r>
+        <w:t>)</w:t>
+      </w:r>
+      <w:r>
+        <w:t xml:space="preserve">, </w:t>
+      </w:r>
+      <w:r>
+        <w:t xml:space="preserve">vem, respeitosamente, por seu procurador infra-assinado, perante este Douto Juízo, no que tange ao </w:t>
+      </w:r>
+      <w:r>
+        <w:rPr>
+          <w:b/>
+        </w:rPr>
+        <w:t xml:space="preserve">Acordo entabulado </w:t>
+      </w:r>
+      <w:r>
+        <w:rPr>
+          <w:b/>
+        </w:rPr>
+        <w:t>entre as</w:t>
+      </w:r>
+      <w:r>
+        <w:rPr>
+          <w:b/>
+        </w:rPr>
+        <w:t xml:space="preserve"> partes</w:t>
+      </w:r>
+      <w:r>
+        <w:t xml:space="preserve">, expor e requerer. </w:t>
+      </w:r>
+    </w:p>
+    <w:p>
+      <w:pPr>
+        <w:spacing w:line="360" w:lineRule="auto"/>
+        <w:contextualSpacing/>
+        <w:jc w:val="both"/>
+      </w:pPr>
+    </w:p>
+    <w:p>
+      <w:pPr>
+        <w:spacing w:line="360" w:lineRule="auto"/>
+        <w:contextualSpacing/>
+        <w:jc w:val="both"/>
+      </w:pPr>
+      <w:r>
+        <w:t>Conforme se extrai dos autos, as partes firmara</w:t>
+      </w:r>
+      <w:r>
+        <w:t>m acordo no qual estava previsto</w:t>
+      </w:r>
+      <w:r>
+        <w:t xml:space="preserve"> </w:t>
+      </w:r>
+      <w:r>
+        <w:t xml:space="preserve">pagamento do </w:t>
+      </w:r>
+      <w:r>
+        <w:rPr>
+          <w:u w:val="single"/>
+        </w:rPr>
+        <w:t>saldo devedor</w:t>
+      </w:r>
+      <w:r>
+        <w:t xml:space="preserve"> </w:t>
+      </w:r>
+      <w:r>
+        <w:t>no valor de</w:t>
+      </w:r>
+      <w:r>
+        <w:t xml:space="preserve"> </w:t>
+      </w:r>
+      <w:r>
+        <w:rPr>
+          <w:b/>
+          <w:color w:val="FF0000"/>
+        </w:rPr>
+        <w:t xml:space="preserve">R$ </w:t>
+      </w:r>
+      <w:r>
+        <w:rPr>
+          <w:b/>
+          <w:color w:val="FF0000"/>
+        </w:rPr>
+        <w:t xml:space="preserve">____ </w:t>
+      </w:r>
+      <w:r>
+        <w:rPr>
+          <w:color w:val="FF0000"/>
+        </w:rPr>
+        <w:t>(</w:t>
+      </w:r>
+      <w:r>
+        <w:rPr>
+          <w:color w:val="FF0000"/>
+        </w:rPr>
+        <w:t>_____</w:t>
+      </w:r>
+      <w:r>
+        <w:rPr>
+          <w:color w:val="FF0000"/>
+        </w:rPr>
+        <w:t>)</w:t>
+      </w:r>
+      <w:r>
+        <w:rPr>
+          <w:b/>
+        </w:rPr>
+        <w:t xml:space="preserve">, </w:t>
+      </w:r>
+      <w:r>
+        <w:rPr>
+          <w:u w:val="single"/>
+        </w:rPr>
+        <w:t xml:space="preserve">honorários </w:t>
+      </w:r>
+      <w:r>
+        <w:t xml:space="preserve">no importe de </w:t>
+      </w:r>
+      <w:r>
+        <w:rPr>
+          <w:b/>
+          <w:color w:val="FF0000"/>
+        </w:rPr>
+        <w:t>R$ ____</w:t>
+      </w:r>
+      <w:r>
+        <w:rPr>
+          <w:color w:val="FF0000"/>
+        </w:rPr>
+        <w:t xml:space="preserve"> (_____)</w:t>
+      </w:r>
+      <w:r>
+        <w:t xml:space="preserve"> </w:t>
+      </w:r>
+      <w:r>
+        <w:t xml:space="preserve">e </w:t>
+      </w:r>
+      <w:r>
+        <w:rPr>
+          <w:u w:val="single"/>
+        </w:rPr>
+        <w:t>custas processuais</w:t>
+      </w:r>
+      <w:r>
+        <w:t xml:space="preserve"> </w:t>
+      </w:r>
+      <w:r>
+        <w:t>no valor de</w:t>
+      </w:r>
+      <w:r>
+        <w:t xml:space="preserve"> </w:t>
+      </w:r>
+      <w:r>
+        <w:rPr>
+          <w:b/>
+          <w:color w:val="FF0000"/>
+        </w:rPr>
+        <w:t>R$ ____</w:t>
+      </w:r>
+      <w:r>
+        <w:rPr>
+          <w:color w:val="FF0000"/>
+        </w:rPr>
+        <w:t xml:space="preserve"> (_____)</w:t>
+      </w:r>
+      <w:r>
+        <w:t xml:space="preserve">, </w:t>
+      </w:r>
+      <w:r>
+        <w:t xml:space="preserve">ressalta-se que </w:t>
+      </w:r>
+      <w:r>
+        <w:rPr>
+          <w:highlight w:val="yellow"/>
+        </w:rPr>
+        <w:t>(o ou a ou os ou as)</w:t>
+      </w:r>
+      <w:r>
+        <w:rPr>
+          <w:highlight w:val="yellow"/>
+        </w:rPr>
+        <w:t xml:space="preserve"> </w:t>
+      </w:r>
+      <w:r>
+        <w:rPr>
+          <w:highlight w:val="yellow"/>
+        </w:rPr>
+        <w:t>(</w:t>
+      </w:r>
+      <w:proofErr w:type="gramStart"/>
+      <w:r>
+        <w:rPr>
+          <w:highlight w:val="yellow"/>
+        </w:rPr>
+        <w:t>Executado ou Executados</w:t>
+      </w:r>
+      <w:proofErr w:type="gramEnd"/>
+      <w:r>
+        <w:rPr>
+          <w:highlight w:val="yellow"/>
+        </w:rPr>
+        <w:t xml:space="preserve"> ou Executada ou Executadas)</w:t>
+      </w:r>
+      <w:r>
+        <w:t xml:space="preserve"> no momento em que </w:t>
+      </w:r>
+      <w:r>
+        <w:rPr>
+          <w:highlight w:val="yellow"/>
+        </w:rPr>
+        <w:t>(</w:t>
+      </w:r>
+      <w:r>
+        <w:rPr>
+          <w:highlight w:val="yellow"/>
+        </w:rPr>
+        <w:t>compôs</w:t>
+      </w:r>
+      <w:r>
+        <w:rPr>
+          <w:highlight w:val="yellow"/>
+        </w:rPr>
+        <w:t xml:space="preserve"> ou compuseram)</w:t>
+      </w:r>
+      <w:r>
+        <w:t xml:space="preserve"> amigavelmente se </w:t>
+      </w:r>
+      <w:r>
+        <w:rPr>
+          <w:highlight w:val="yellow"/>
+        </w:rPr>
+        <w:t>(</w:t>
+      </w:r>
+      <w:r>
+        <w:rPr>
+          <w:highlight w:val="yellow"/>
+        </w:rPr>
+        <w:t>deu</w:t>
+      </w:r>
+      <w:r>
+        <w:rPr>
+          <w:highlight w:val="yellow"/>
+        </w:rPr>
+        <w:t xml:space="preserve"> ou deram)</w:t>
+      </w:r>
+      <w:r>
+        <w:t xml:space="preserve"> por </w:t>
+      </w:r>
+      <w:r>
+        <w:rPr>
+          <w:highlight w:val="yellow"/>
+        </w:rPr>
+        <w:t>(</w:t>
+      </w:r>
+      <w:r>
+        <w:rPr>
+          <w:highlight w:val="yellow"/>
+        </w:rPr>
+        <w:t>citado</w:t>
+      </w:r>
+      <w:r>
+        <w:rPr>
+          <w:highlight w:val="yellow"/>
+        </w:rPr>
+        <w:t xml:space="preserve"> ou citados)</w:t>
+      </w:r>
+      <w:r>
+        <w:t xml:space="preserve"> do referido processo, conforme cláusula 1 da referida minuta. </w:t>
+      </w:r>
+    </w:p>
+    <w:p>
+      <w:pPr>
+        <w:spacing w:line="360" w:lineRule="auto"/>
+        <w:contextualSpacing/>
+        <w:jc w:val="both"/>
+      </w:pPr>
+    </w:p>
+    <w:p>
+      <w:pPr>
+        <w:spacing w:line="360" w:lineRule="auto"/>
+        <w:contextualSpacing/>
+        <w:jc w:val="both"/>
+      </w:pPr>
+      <w:r>
+        <w:t xml:space="preserve">Entretanto, </w:t>
+      </w:r>
+      <w:r>
+        <w:rPr>
+          <w:highlight w:val="yellow"/>
+        </w:rPr>
+        <w:t>(o ou a ou os ou as)</w:t>
+      </w:r>
+      <w:r>
+        <w:rPr>
+          <w:highlight w:val="yellow"/>
+        </w:rPr>
+        <w:t xml:space="preserve"> </w:t>
+      </w:r>
+      <w:r>
+        <w:rPr>
+          <w:highlight w:val="yellow"/>
+        </w:rPr>
+        <w:t>(</w:t>
+      </w:r>
+      <w:proofErr w:type="gramStart"/>
+      <w:r>
+        <w:rPr>
+          <w:highlight w:val="yellow"/>
+        </w:rPr>
+        <w:t>Executado ou Executados</w:t>
+      </w:r>
+      <w:proofErr w:type="gramEnd"/>
+      <w:r>
+        <w:rPr>
+          <w:highlight w:val="yellow"/>
+        </w:rPr>
+        <w:t xml:space="preserve"> ou Executada ou Executadas)</w:t>
+      </w:r>
+      <w:r>
+        <w:t xml:space="preserve"> não </w:t>
+      </w:r>
+      <w:r>
+        <w:rPr>
+          <w:highlight w:val="yellow"/>
+        </w:rPr>
+        <w:t>(</w:t>
+      </w:r>
+      <w:r>
+        <w:rPr>
+          <w:highlight w:val="yellow"/>
+        </w:rPr>
+        <w:t>cumpriu</w:t>
+      </w:r>
+      <w:r>
+        <w:rPr>
+          <w:highlight w:val="yellow"/>
+        </w:rPr>
+        <w:t xml:space="preserve"> ou cumpriram)</w:t>
+      </w:r>
+      <w:r>
+        <w:t xml:space="preserve"> com </w:t>
+      </w:r>
+      <w:r>
+        <w:t xml:space="preserve">o acordado </w:t>
+      </w:r>
+      <w:r>
+        <w:t xml:space="preserve">restando configurada a mora. </w:t>
+      </w:r>
+    </w:p>
+    <w:p>
+      <w:pPr>
+        <w:spacing w:line="360" w:lineRule="auto"/>
+        <w:contextualSpacing/>
+        <w:jc w:val="both"/>
+      </w:pPr>
+    </w:p>
+    <w:p>
+      <w:pPr>
+        <w:spacing w:line="360" w:lineRule="auto"/>
+        <w:contextualSpacing/>
+        <w:jc w:val="both"/>
+        <w:rPr>
+          <w:color w:val="000000"/>
+        </w:rPr>
+      </w:pPr>
+      <w:r>
+        <w:rPr>
+          <w:color w:val="000000"/>
+        </w:rPr>
+        <w:t xml:space="preserve">Nessa toada, nos termos contidos no Acordo celebrado entre as partes, uma vez que não efetuado pagamento, tornou sem efeito o parcelamento concedido e tal fato importou no vencimento antecipado da totalidade das parcelas do acordo e no imediato pagamento do </w:t>
+      </w:r>
+      <w:r>
+        <w:rPr>
+          <w:b/>
+          <w:bCs/>
+          <w:color w:val="000000"/>
         </w:rPr>
         <w:t xml:space="preserve">VALOR INTEGRAL ACORDADO </w:t>
       </w:r>
@@ -628,48 +631,43 @@
           <w:color w:val="000000"/>
           <w:highlight w:val="yellow"/>
         </w:rPr>
-        <w:t>pelo</w:t>
-      </w:r>
-      <w:r>
-        <w:rPr>
-          <w:b/>
-          <w:highlight w:val="yellow"/>
-        </w:rPr>
-        <w:t xml:space="preserve"> a</w:t>
+        <w:t>(pela ou pelo ou pelos ou pelas</w:t>
+      </w:r>
+      <w:r>
+        <w:rPr>
+          <w:highlight w:val="yellow"/>
+        </w:rPr>
+        <w:t>)</w:t>
+      </w:r>
+      <w:r>
+        <w:rPr>
+          <w:highlight w:val="yellow"/>
+        </w:rPr>
+        <w:t xml:space="preserve"> </w:t>
+      </w:r>
+      <w:r>
+        <w:rPr>
+          <w:highlight w:val="yellow"/>
+        </w:rPr>
+        <w:t>(</w:t>
       </w:r>
       <w:proofErr w:type="gramStart"/>
       <w:r>
         <w:rPr>
-          <w:b/>
-          <w:highlight w:val="yellow"/>
-        </w:rPr>
-        <w:t>)(</w:t>
+          <w:highlight w:val="yellow"/>
+        </w:rPr>
+        <w:t>Executado ou Executados</w:t>
       </w:r>
       <w:proofErr w:type="gramEnd"/>
       <w:r>
         <w:rPr>
-          <w:b/>
-          <w:highlight w:val="yellow"/>
-        </w:rPr>
-        <w:t>s)</w:t>
+          <w:highlight w:val="yellow"/>
+        </w:rPr>
+        <w:t xml:space="preserve"> ou Executada ou Executadas)</w:t>
       </w:r>
       <w:r>
         <w:rPr>
           <w:color w:val="000000"/>
-          <w:highlight w:val="yellow"/>
-        </w:rPr>
-        <w:t xml:space="preserve"> Executado</w:t>
-      </w:r>
-      <w:r>
-        <w:rPr>
-          <w:b/>
-          <w:highlight w:val="yellow"/>
-        </w:rPr>
-        <w:t xml:space="preserve"> a)(s)</w:t>
-      </w:r>
-      <w:r>
-        <w:rPr>
-          <w:color w:val="000000"/>
         </w:rPr>
         <w:t>.</w:t>
       </w:r>
@@ -691,6 +689,7 @@
         </w:rPr>
       </w:pPr>
       <w:r>
+        <w:lastRenderedPageBreak/>
         <w:t>Tal</w:t>
       </w:r>
       <w:r>
@@ -879,7 +878,7 @@
       <w:r>
         <w:rPr>
           <w:rFonts w:cs="Calibri,Bold"/>
-          <w:b w:val="0"/>
+          <w:b/>
           <w:bCs/>
           <w:color w:val="000000"/>
           <w:szCs w:val="22"/>
@@ -891,7 +890,7 @@
       <w:r>
         <w:rPr>
           <w:rFonts w:cs="Calibri,Bold"/>
-          <w:b w:val="0"/>
+          <w:b/>
           <w:bCs/>
           <w:color w:val="000000"/>
           <w:szCs w:val="22"/>
@@ -903,7 +902,7 @@
       <w:r>
         <w:rPr>
           <w:rFonts w:cs="Calibri,Bold"/>
-          <w:b w:val="0"/>
+          <w:b/>
           <w:bCs/>
           <w:color w:val="000000"/>
           <w:szCs w:val="22"/>
@@ -913,7 +912,7 @@
       <w:r>
         <w:rPr>
           <w:rFonts w:cs="Calibri,Bold"/>
-          <w:b w:val="0"/>
+          <w:b/>
           <w:bCs/>
           <w:color w:val="000000"/>
           <w:szCs w:val="22"/>
@@ -937,7 +936,7 @@
         <w:rPr>
           <w:noProof/>
         </w:rPr>
-        <w:t>1 de junho de 2026</w:t>
+        <w:t>22 de julho de 2026</w:t>
       </w:r>
       <w:r>
         <w:fldChar w:fldCharType="end"/>
@@ -2465,7 +2464,7 @@
   <a:extraClrSchemeLst/>
   <a:extLst>
     <a:ext uri="{05A4C25C-085E-4340-85A3-A5531E510DB2}">
-      <thm15:themeFamily xmlns:thm15="http://schemas.microsoft.com/office/thememl/2012/main" xmlns="" name="Office Theme" id="{62F939B6-93AF-4DB8-9C6B-D6C7DFDC589F}" vid="{4A3C46E8-61CC-4603-A589-7422A47A8E4A}"/>
+      <thm15:themeFamily xmlns="" xmlns:thm15="http://schemas.microsoft.com/office/thememl/2012/main" name="Office Theme" id="{62F939B6-93AF-4DB8-9C6B-D6C7DFDC589F}" vid="{4A3C46E8-61CC-4603-A589-7422A47A8E4A}"/>
     </a:ext>
   </a:extLst>
 </a:theme>

--- a/Petições/Variadas/Descumprimento de acordo.docx
+++ b/Petições/Variadas/Descumprimento de acordo.docx
@@ -214,26 +214,20 @@
         <w:rPr>
           <w:highlight w:val="yellow"/>
         </w:rPr>
-        <w:t>(</w:t>
+        <w:t xml:space="preserve"> ou qualificados</w:t>
       </w:r>
       <w:proofErr w:type="gramEnd"/>
       <w:r>
         <w:rPr>
           <w:highlight w:val="yellow"/>
         </w:rPr>
-        <w:t>a)</w:t>
-      </w:r>
-      <w:r>
-        <w:rPr>
-          <w:highlight w:val="yellow"/>
-        </w:rPr>
-        <w:t>(</w:t>
-      </w:r>
-      <w:r>
-        <w:rPr>
-          <w:highlight w:val="yellow"/>
-        </w:rPr>
-        <w:t>s</w:t>
+        <w:t xml:space="preserve"> ou qualificada ou </w:t>
+      </w:r>
+      <w:r>
+        <w:rPr>
+          <w:highlight w:val="yellow"/>
+        </w:rPr>
+        <w:t>qualificadas</w:t>
       </w:r>
       <w:r>
         <w:rPr>
@@ -242,10 +236,13 @@
         <w:t>)</w:t>
       </w:r>
       <w:r>
-        <w:t>)</w:t>
-      </w:r>
-      <w:r>
-        <w:t xml:space="preserve">, </w:t>
+        <w:rPr>
+          <w:highlight w:val="yellow"/>
+        </w:rPr>
+        <w:t>,</w:t>
+      </w:r>
+      <w:r>
+        <w:t xml:space="preserve"> </w:t>
       </w:r>
       <w:r>
         <w:t xml:space="preserve">vem, respeitosamente, por seu procurador infra-assinado, perante este Douto Juízo, no que tange ao </w:t>
@@ -1104,7 +1101,7 @@
         <w:noProof/>
         <w:color w:val="000000"/>
       </w:rPr>
-      <w:t>2</w:t>
+      <w:t>1</w:t>
     </w:r>
     <w:r>
       <w:rPr>
@@ -2464,7 +2461,7 @@
   <a:extraClrSchemeLst/>
   <a:extLst>
     <a:ext uri="{05A4C25C-085E-4340-85A3-A5531E510DB2}">
-      <thm15:themeFamily xmlns="" xmlns:thm15="http://schemas.microsoft.com/office/thememl/2012/main" name="Office Theme" id="{62F939B6-93AF-4DB8-9C6B-D6C7DFDC589F}" vid="{4A3C46E8-61CC-4603-A589-7422A47A8E4A}"/>
+      <thm15:themeFamily xmlns:thm15="http://schemas.microsoft.com/office/thememl/2012/main" xmlns="" name="Office Theme" id="{62F939B6-93AF-4DB8-9C6B-D6C7DFDC589F}" vid="{4A3C46E8-61CC-4603-A589-7422A47A8E4A}"/>
     </a:ext>
   </a:extLst>
 </a:theme>
